--- a/BDCW-COMScDS251P-015.docx
+++ b/BDCW-COMScDS251P-015.docx
@@ -179,7 +179,19 @@
         <w:rPr>
           <w:lang w:eastAsia="en-GB"/>
         </w:rPr>
-        <w:t>Adjsuting the paramter below in .env file can Disable/Enable Logs, Default is enabled.</w:t>
+        <w:t>Adju</w:t>
+      </w:r>
+      <w:r>
+        <w:rPr>
+          <w:lang w:eastAsia="en-GB"/>
+        </w:rPr>
+        <w:t>s</w:t>
+      </w:r>
+      <w:r>
+        <w:rPr>
+          <w:lang w:eastAsia="en-GB"/>
+        </w:rPr>
+        <w:t>ting the paramter below in .env file can Disable/Enable Logs, Default is enabled.</w:t>
       </w:r>
     </w:p>
     <w:p>
